--- a/Программа Тренинга (1).docx
+++ b/Программа Тренинга (1).docx
@@ -4,7 +4,7 @@
   <w:body>
     <w:p>
       <w:pPr>
-        <w:spacing w:before="0" w:after="0" w:line="220" w:lineRule="auto"/>
+        <w:spacing w:before="0" w:after="0" w:line="216" w:lineRule="auto"/>
         <w:jc w:val="left"/>
         <w:widowControl w:val="true"/>
         <w:keepLines/>
@@ -24,7 +24,7 @@
     </w:p>
     <w:p>
       <w:pPr>
-        <w:spacing w:before="0" w:after="40" w:line="220" w:lineRule="auto"/>
+        <w:spacing w:before="0" w:after="40" w:line="216" w:lineRule="auto"/>
         <w:jc w:val="left"/>
         <w:widowControl w:val="true"/>
         <w:keepLines/>
@@ -44,7 +44,7 @@
     </w:p>
     <w:p>
       <w:pPr>
-        <w:spacing w:before="40" w:after="40" w:line="230" w:lineRule="auto"/>
+        <w:spacing w:before="40" w:after="40" w:line="226" w:lineRule="auto"/>
         <w:jc w:val="left"/>
         <w:widowControl w:val="true"/>
         <w:keepLines/>
@@ -82,12 +82,12 @@
           <w:sz w:val="24"/>
           <w:lang w:val="ru-RU" w:eastAsia="ru-RU"/>
         </w:rPr>
-        <w:t>Для кадровых специалистов и HR.</w:t>
+        <w:t>Для кадровых специалистов и HR, которые готовят переход на КЭДО или уже ведут часть документов электронно.</w:t>
       </w:r>
     </w:p>
     <w:p>
       <w:pPr>
-        <w:spacing w:before="0" w:after="40" w:line="236" w:lineRule="auto"/>
+        <w:spacing w:before="0" w:after="40" w:line="234" w:lineRule="auto"/>
         <w:jc w:val="left"/>
         <w:widowControl w:val="true"/>
         <w:keepLines/>
@@ -101,12 +101,12 @@
           <w:sz w:val="22"/>
           <w:lang w:val="ru-RU" w:eastAsia="ru-RU"/>
         </w:rPr>
-        <w:t>На тренинге — правила перехода на КЭДО, риски по персональным данным и план запуска: сроки, ответственные, шаблоны и порядок работы в 1С:Кабинет сотрудника.</w:t>
+        <w:t>За одну встречу — законный порядок перехода, разбор штрафов по персональным данным и план запуска со сроками, шаблонами и ответственными. В конце пробуете отпуск, расчётный листок и заявление в 1С:Кабинет сотрудника.</w:t>
       </w:r>
     </w:p>
     <w:p>
       <w:pPr>
-        <w:spacing w:before="0" w:after="80" w:line="230" w:lineRule="auto"/>
+        <w:spacing w:before="0" w:after="40" w:line="226" w:lineRule="auto"/>
         <w:jc w:val="left"/>
         <w:widowControl w:val="true"/>
         <w:keepLines/>
@@ -125,14 +125,11 @@
     </w:p>
     <w:p>
       <w:pPr>
-        <w:spacing w:before="240" w:after="40" w:line="230" w:lineRule="auto"/>
+        <w:spacing w:before="220" w:after="0" w:line="226" w:lineRule="auto"/>
         <w:jc w:val="left"/>
         <w:widowControl w:val="true"/>
+        <w:keepLines/>
         <w:keepNext/>
-        <w:keepLines/>
-        <w:tabs>
-          <w:tab w:val="right" w:pos="9638"/>
-        </w:tabs>
         <w:pBdr>
           <w:bottom w:val="single" w:sz="6" w:space="1" w:color="E2E8EE"/>
         </w:pBdr>
@@ -146,24 +143,32 @@
           <w:sz w:val="26"/>
           <w:lang w:val="ru-RU" w:eastAsia="ru-RU"/>
         </w:rPr>
-        <w:t>1.  Правила перехода на КЭДО и польза для кадровой службы</w:t>
+        <w:t>1.  Как перейти на КЭДО по закону и снять бумажную рутину</w:t>
       </w:r>
+    </w:p>
+    <w:p>
+      <w:pPr>
+        <w:spacing w:before="20" w:after="40" w:line="216" w:lineRule="auto"/>
+        <w:jc w:val="left"/>
+        <w:widowControl w:val="true"/>
+        <w:keepLines/>
+        <w:keepNext/>
+      </w:pPr>
       <w:r>
         <w:rPr>
           <w:rFonts w:ascii="Calibri" w:hAnsi="Calibri" w:cs="Calibri" w:eastAsia="Calibri"/>
           <w:b w:val="0"/>
           <w:i w:val="0"/>
           <w:color w:val="5C6B7A"/>
-          <w:sz w:val="22"/>
+          <w:sz w:val="20"/>
           <w:lang w:val="ru-RU" w:eastAsia="ru-RU"/>
         </w:rPr>
-        <w:tab/>
-        <w:t>35 мин.</w:t>
+        <w:t>35 минут</w:t>
       </w:r>
     </w:p>
     <w:p>
       <w:pPr>
-        <w:spacing w:before="40" w:after="40" w:line="230" w:lineRule="auto"/>
+        <w:spacing w:before="20" w:after="20" w:line="232" w:lineRule="auto"/>
         <w:jc w:val="left"/>
         <w:widowControl w:val="true"/>
         <w:keepLines/>
@@ -177,12 +182,12 @@
           <w:sz w:val="22"/>
           <w:lang w:val="ru-RU" w:eastAsia="ru-RU"/>
         </w:rPr>
-        <w:t>Как устроен переход по закону: информирование сотрудников, порядок перевода, ответственность.</w:t>
+        <w:t>Как сообщить сотрудникам о переходе, в каком порядке их переводить и за что отвечает компания, если сделать это с ошибкой.</w:t>
       </w:r>
     </w:p>
     <w:p>
       <w:pPr>
-        <w:spacing w:before="40" w:after="40" w:line="230" w:lineRule="auto"/>
+        <w:spacing w:before="20" w:after="20" w:line="232" w:lineRule="auto"/>
         <w:jc w:val="left"/>
         <w:widowControl w:val="true"/>
         <w:keepLines/>
@@ -196,12 +201,12 @@
           <w:sz w:val="22"/>
           <w:lang w:val="ru-RU" w:eastAsia="ru-RU"/>
         </w:rPr>
-        <w:t>Где электронный формат сокращает согласование, снимает ограничения по удалённым сотрудникам и убирает затраты на бумагу, доставку и архив.</w:t>
+        <w:t>Приказ об отпуске сокращается с недели до нескольких часов, удалённые сотрудники подписывают документы сами, уходят бумага, курьеры и архив.</w:t>
       </w:r>
     </w:p>
     <w:p>
       <w:pPr>
-        <w:spacing w:before="40" w:after="40" w:line="230" w:lineRule="auto"/>
+        <w:spacing w:before="20" w:after="20" w:line="232" w:lineRule="auto"/>
         <w:jc w:val="left"/>
         <w:widowControl w:val="true"/>
         <w:keepLines/>
@@ -226,19 +231,16 @@
           <w:sz w:val="22"/>
           <w:lang w:val="ru-RU" w:eastAsia="ru-RU"/>
         </w:rPr>
-        <w:t>Собираем выгоды и риски перехода — чтобы было чем обосновать решение руководителю.</w:t>
+        <w:t>Собираем аргументы для руководителя: что даёт переход и какой риск остаётся, если оставить бумагу.</w:t>
       </w:r>
     </w:p>
     <w:p>
       <w:pPr>
-        <w:spacing w:before="240" w:after="40" w:line="230" w:lineRule="auto"/>
+        <w:spacing w:before="220" w:after="0" w:line="226" w:lineRule="auto"/>
         <w:jc w:val="left"/>
         <w:widowControl w:val="true"/>
+        <w:keepLines/>
         <w:keepNext/>
-        <w:keepLines/>
-        <w:tabs>
-          <w:tab w:val="right" w:pos="9638"/>
-        </w:tabs>
         <w:pBdr>
           <w:bottom w:val="single" w:sz="6" w:space="1" w:color="E2E8EE"/>
         </w:pBdr>
@@ -252,24 +254,32 @@
           <w:sz w:val="26"/>
           <w:lang w:val="ru-RU" w:eastAsia="ru-RU"/>
         </w:rPr>
-        <w:t>2.  Пять ошибок кадровика с персональными данными</w:t>
+        <w:t>2.  Пять ошибок с персональными данными, за которые штрафуют</w:t>
       </w:r>
+    </w:p>
+    <w:p>
+      <w:pPr>
+        <w:spacing w:before="20" w:after="40" w:line="216" w:lineRule="auto"/>
+        <w:jc w:val="left"/>
+        <w:widowControl w:val="true"/>
+        <w:keepLines/>
+        <w:keepNext/>
+      </w:pPr>
       <w:r>
         <w:rPr>
           <w:rFonts w:ascii="Calibri" w:hAnsi="Calibri" w:cs="Calibri" w:eastAsia="Calibri"/>
           <w:b w:val="0"/>
           <w:i w:val="0"/>
           <w:color w:val="5C6B7A"/>
-          <w:sz w:val="22"/>
+          <w:sz w:val="20"/>
           <w:lang w:val="ru-RU" w:eastAsia="ru-RU"/>
         </w:rPr>
-        <w:tab/>
-        <w:t>17 мин.</w:t>
+        <w:t>17 минут</w:t>
       </w:r>
     </w:p>
     <w:p>
       <w:pPr>
-        <w:spacing w:before="40" w:after="40" w:line="230" w:lineRule="auto"/>
+        <w:spacing w:before="20" w:after="20" w:line="232" w:lineRule="auto"/>
         <w:jc w:val="left"/>
         <w:widowControl w:val="true"/>
         <w:keepLines/>
@@ -288,7 +298,7 @@
     </w:p>
     <w:p>
       <w:pPr>
-        <w:spacing w:before="40" w:after="40" w:line="230" w:lineRule="auto"/>
+        <w:spacing w:before="20" w:after="20" w:line="232" w:lineRule="auto"/>
         <w:jc w:val="left"/>
         <w:widowControl w:val="true"/>
         <w:keepLines/>
@@ -302,12 +312,12 @@
           <w:sz w:val="22"/>
           <w:lang w:val="ru-RU" w:eastAsia="ru-RU"/>
         </w:rPr>
-        <w:t>Какие действия с данными сотрудников дают повод для претензий ГИТ, Роскомнадзора, СФР и ФНС и как закрыть эти риски до проверки.</w:t>
+        <w:t>Какие действия кадровика дают претензии ГИТ, Роскомнадзора, СФР и ФНС и что исправить до проверки, а не после неё.</w:t>
       </w:r>
     </w:p>
     <w:p>
       <w:pPr>
-        <w:spacing w:before="40" w:after="40" w:line="230" w:lineRule="auto"/>
+        <w:spacing w:before="20" w:after="20" w:line="232" w:lineRule="auto"/>
         <w:jc w:val="left"/>
         <w:widowControl w:val="true"/>
         <w:keepLines/>
@@ -332,19 +342,16 @@
           <w:sz w:val="22"/>
           <w:lang w:val="ru-RU" w:eastAsia="ru-RU"/>
         </w:rPr>
-        <w:t>В командах относим штрафы и угрозы к нужному контролирующему органу.</w:t>
+        <w:t>Определяем, какой орган штрафует за конкретное нарушение.</w:t>
       </w:r>
     </w:p>
     <w:p>
       <w:pPr>
-        <w:spacing w:before="240" w:after="40" w:line="230" w:lineRule="auto"/>
+        <w:spacing w:before="220" w:after="0" w:line="226" w:lineRule="auto"/>
         <w:jc w:val="left"/>
         <w:widowControl w:val="true"/>
+        <w:keepLines/>
         <w:keepNext/>
-        <w:keepLines/>
-        <w:tabs>
-          <w:tab w:val="right" w:pos="9638"/>
-        </w:tabs>
         <w:pBdr>
           <w:bottom w:val="single" w:sz="6" w:space="1" w:color="E2E8EE"/>
         </w:pBdr>
@@ -358,24 +365,32 @@
           <w:sz w:val="26"/>
           <w:lang w:val="ru-RU" w:eastAsia="ru-RU"/>
         </w:rPr>
-        <w:t>3.  Положение о КЭДО, по которому работает компания</w:t>
+        <w:t>3.  Положение о КЭДО, без которого переход лучше не начинать</w:t>
       </w:r>
+    </w:p>
+    <w:p>
+      <w:pPr>
+        <w:spacing w:before="20" w:after="40" w:line="216" w:lineRule="auto"/>
+        <w:jc w:val="left"/>
+        <w:widowControl w:val="true"/>
+        <w:keepLines/>
+        <w:keepNext/>
+      </w:pPr>
       <w:r>
         <w:rPr>
           <w:rFonts w:ascii="Calibri" w:hAnsi="Calibri" w:cs="Calibri" w:eastAsia="Calibri"/>
           <w:b w:val="0"/>
           <w:i w:val="0"/>
           <w:color w:val="5C6B7A"/>
-          <w:sz w:val="22"/>
+          <w:sz w:val="20"/>
           <w:lang w:val="ru-RU" w:eastAsia="ru-RU"/>
         </w:rPr>
-        <w:tab/>
-        <w:t>27 мин.</w:t>
+        <w:t>27 минут</w:t>
       </w:r>
     </w:p>
     <w:p>
       <w:pPr>
-        <w:spacing w:before="40" w:after="40" w:line="230" w:lineRule="auto"/>
+        <w:spacing w:before="20" w:after="20" w:line="232" w:lineRule="auto"/>
         <w:jc w:val="left"/>
         <w:widowControl w:val="true"/>
         <w:keepLines/>
@@ -389,12 +404,12 @@
           <w:sz w:val="22"/>
           <w:lang w:val="ru-RU" w:eastAsia="ru-RU"/>
         </w:rPr>
-        <w:t>Собираем положение до запуска: сроки и ответственные, состав документов, вид подписи, маршруты согласования, доступы, хранение, категории сотрудников.</w:t>
+        <w:t>Какие документы переводим, какая подпись нужна на каждом, кто согласует и в какой срок, кто видит данные и сколько они хранятся.</w:t>
       </w:r>
     </w:p>
     <w:p>
       <w:pPr>
-        <w:spacing w:before="40" w:after="40" w:line="230" w:lineRule="auto"/>
+        <w:spacing w:before="20" w:after="20" w:line="232" w:lineRule="auto"/>
         <w:jc w:val="left"/>
         <w:widowControl w:val="true"/>
         <w:keepLines/>
@@ -408,12 +423,12 @@
           <w:sz w:val="22"/>
           <w:lang w:val="ru-RU" w:eastAsia="ru-RU"/>
         </w:rPr>
-        <w:t>Смотрим, что изменить в трудовом договоре и в должностной инструкции кадрового специалиста.</w:t>
+        <w:t>Что прописать в трудовом договоре и в должностной инструкции кадрового специалиста, чтобы процесс не держался на устных договорённостях.</w:t>
       </w:r>
     </w:p>
     <w:p>
       <w:pPr>
-        <w:spacing w:before="40" w:after="40" w:line="230" w:lineRule="auto"/>
+        <w:spacing w:before="20" w:after="20" w:line="232" w:lineRule="auto"/>
         <w:jc w:val="left"/>
         <w:widowControl w:val="true"/>
         <w:keepLines/>
@@ -438,17 +453,16 @@
           <w:sz w:val="22"/>
           <w:lang w:val="ru-RU" w:eastAsia="ru-RU"/>
         </w:rPr>
-        <w:t>Проверяем требования в формате «правда / ложь».</w:t>
+        <w:t>Проверяем спорные требования: правда или ложь.</w:t>
       </w:r>
     </w:p>
     <w:p>
       <w:pPr>
-        <w:spacing w:before="240" w:after="40" w:line="230" w:lineRule="auto"/>
+        <w:spacing w:before="220" w:after="0" w:line="226" w:lineRule="auto"/>
+        <w:jc w:val="left"/>
         <w:widowControl w:val="true"/>
         <w:keepLines/>
-        <w:tabs>
-          <w:tab w:val="right" w:pos="9638"/>
-        </w:tabs>
+        <w:keepNext/>
         <w:pBdr>
           <w:bottom w:val="single" w:sz="6" w:space="1" w:color="E2E8EE"/>
         </w:pBdr>
@@ -464,29 +478,33 @@
         </w:rPr>
         <w:t>Кофе-брейк</w:t>
       </w:r>
+    </w:p>
+    <w:p>
+      <w:pPr>
+        <w:spacing w:before="20" w:after="20" w:line="216" w:lineRule="auto"/>
+        <w:jc w:val="left"/>
+        <w:widowControl w:val="true"/>
+        <w:keepLines/>
+      </w:pPr>
       <w:r>
         <w:rPr>
           <w:rFonts w:ascii="Calibri" w:hAnsi="Calibri" w:cs="Calibri" w:eastAsia="Calibri"/>
           <w:b w:val="0"/>
           <w:i w:val="0"/>
           <w:color w:val="5C6B7A"/>
-          <w:sz w:val="22"/>
+          <w:sz w:val="20"/>
           <w:lang w:val="ru-RU" w:eastAsia="ru-RU"/>
         </w:rPr>
-        <w:tab/>
-        <w:t>15 мин.</w:t>
+        <w:t>15 минут</w:t>
       </w:r>
     </w:p>
     <w:p>
       <w:pPr>
-        <w:spacing w:before="240" w:after="40" w:line="230" w:lineRule="auto"/>
+        <w:spacing w:before="220" w:after="0" w:line="226" w:lineRule="auto"/>
         <w:jc w:val="left"/>
         <w:widowControl w:val="true"/>
+        <w:keepLines/>
         <w:keepNext/>
-        <w:keepLines/>
-        <w:tabs>
-          <w:tab w:val="right" w:pos="9638"/>
-        </w:tabs>
         <w:pBdr>
           <w:bottom w:val="single" w:sz="6" w:space="1" w:color="E2E8EE"/>
         </w:pBdr>
@@ -500,24 +518,32 @@
           <w:sz w:val="26"/>
           <w:lang w:val="ru-RU" w:eastAsia="ru-RU"/>
         </w:rPr>
-        <w:t>4.  План перехода: сроки, шаблоны, ответственные</w:t>
+        <w:t>4.  План перехода со сроками, шаблонами и ответственными</w:t>
       </w:r>
+    </w:p>
+    <w:p>
+      <w:pPr>
+        <w:spacing w:before="20" w:after="40" w:line="216" w:lineRule="auto"/>
+        <w:jc w:val="left"/>
+        <w:widowControl w:val="true"/>
+        <w:keepLines/>
+        <w:keepNext/>
+      </w:pPr>
       <w:r>
         <w:rPr>
           <w:rFonts w:ascii="Calibri" w:hAnsi="Calibri" w:cs="Calibri" w:eastAsia="Calibri"/>
           <w:b w:val="0"/>
           <w:i w:val="0"/>
           <w:color w:val="5C6B7A"/>
-          <w:sz w:val="22"/>
+          <w:sz w:val="20"/>
           <w:lang w:val="ru-RU" w:eastAsia="ru-RU"/>
         </w:rPr>
-        <w:tab/>
-        <w:t>60 мин.</w:t>
+        <w:t>60 минут</w:t>
       </w:r>
     </w:p>
     <w:p>
       <w:pPr>
-        <w:spacing w:before="40" w:after="40" w:line="230" w:lineRule="auto"/>
+        <w:spacing w:before="20" w:after="20" w:line="232" w:lineRule="auto"/>
         <w:jc w:val="left"/>
         <w:widowControl w:val="true"/>
         <w:keepLines/>
@@ -531,12 +557,12 @@
           <w:sz w:val="22"/>
           <w:lang w:val="ru-RU" w:eastAsia="ru-RU"/>
         </w:rPr>
-        <w:t>Путь от пилота до рабочего контура: список кадровых операций, локальные акты, информирование и согласия сотрудников, обучение кадровиков, доступы в 1С:Кабинет сотрудника, выпуск подписи, поддержка на старте.</w:t>
+        <w:t>От пилотной группы до рабочего контура: какие операции переводим первыми, какие акты выпустить, как собрать уведомления и согласия, кого обучить, как выдать доступ в 1С:Кабинет сотрудника и выпустить подпись.</w:t>
       </w:r>
     </w:p>
     <w:p>
       <w:pPr>
-        <w:spacing w:before="40" w:after="40" w:line="230" w:lineRule="auto"/>
+        <w:spacing w:before="20" w:after="20" w:line="232" w:lineRule="auto"/>
         <w:jc w:val="left"/>
         <w:widowControl w:val="true"/>
         <w:keepLines/>
@@ -550,12 +576,12 @@
           <w:sz w:val="22"/>
           <w:lang w:val="ru-RU" w:eastAsia="ru-RU"/>
         </w:rPr>
-        <w:t>В результате — последовательность работ и шаблоны документов.</w:t>
+        <w:t>Заберёте шаблоны и сроки, чтобы ставить задачи, а не собирать процесс с нуля.</w:t>
       </w:r>
     </w:p>
     <w:p>
       <w:pPr>
-        <w:spacing w:before="40" w:after="40" w:line="230" w:lineRule="auto"/>
+        <w:spacing w:before="20" w:after="20" w:line="232" w:lineRule="auto"/>
         <w:jc w:val="left"/>
         <w:widowControl w:val="true"/>
         <w:keepLines/>
@@ -580,19 +606,16 @@
           <w:sz w:val="22"/>
           <w:lang w:val="ru-RU" w:eastAsia="ru-RU"/>
         </w:rPr>
-        <w:t>Собираем план для небольшой и для крупной компании, распределяем роли и задачи.</w:t>
+        <w:t>Собираем план для небольшой и для крупной компании: роль, должность, задача.</w:t>
       </w:r>
     </w:p>
     <w:p>
       <w:pPr>
-        <w:spacing w:before="240" w:after="40" w:line="230" w:lineRule="auto"/>
+        <w:spacing w:before="220" w:after="0" w:line="226" w:lineRule="auto"/>
         <w:jc w:val="left"/>
         <w:widowControl w:val="true"/>
+        <w:keepLines/>
         <w:keepNext/>
-        <w:keepLines/>
-        <w:tabs>
-          <w:tab w:val="right" w:pos="9638"/>
-        </w:tabs>
         <w:pBdr>
           <w:bottom w:val="single" w:sz="6" w:space="1" w:color="E2E8EE"/>
         </w:pBdr>
@@ -606,24 +629,32 @@
           <w:sz w:val="26"/>
           <w:lang w:val="ru-RU" w:eastAsia="ru-RU"/>
         </w:rPr>
-        <w:t>5.  Старт работы в 1С:Кабинет сотрудника</w:t>
+        <w:t>5.  Отпуск, расчётный листок и заявление без бумаги</w:t>
       </w:r>
+    </w:p>
+    <w:p>
+      <w:pPr>
+        <w:spacing w:before="20" w:after="40" w:line="216" w:lineRule="auto"/>
+        <w:jc w:val="left"/>
+        <w:widowControl w:val="true"/>
+        <w:keepLines/>
+        <w:keepNext/>
+      </w:pPr>
       <w:r>
         <w:rPr>
           <w:rFonts w:ascii="Calibri" w:hAnsi="Calibri" w:cs="Calibri" w:eastAsia="Calibri"/>
           <w:b w:val="0"/>
           <w:i w:val="0"/>
           <w:color w:val="5C6B7A"/>
-          <w:sz w:val="22"/>
+          <w:sz w:val="20"/>
           <w:lang w:val="ru-RU" w:eastAsia="ru-RU"/>
         </w:rPr>
-        <w:tab/>
-        <w:t>20 мин.</w:t>
+        <w:t>20 минут</w:t>
       </w:r>
     </w:p>
     <w:p>
       <w:pPr>
-        <w:spacing w:before="40" w:after="40" w:line="230" w:lineRule="auto"/>
+        <w:spacing w:before="20" w:after="20" w:line="232" w:lineRule="auto"/>
         <w:jc w:val="left"/>
         <w:widowControl w:val="true"/>
         <w:keepLines/>
@@ -637,12 +668,12 @@
           <w:sz w:val="22"/>
           <w:lang w:val="ru-RU" w:eastAsia="ru-RU"/>
         </w:rPr>
-        <w:t>Порядок начала работы и основные действия: уведомления, расчётные листки, заявления, согласования.</w:t>
+        <w:t>В 1С:Кабинет сотрудника сотрудник видит остаток отпуска, получает расчётный листок и подаёт заявление. Руководитель и кадровик согласуют это в одном контуре.</w:t>
       </w:r>
     </w:p>
     <w:p>
       <w:pPr>
-        <w:spacing w:before="40" w:after="40" w:line="230" w:lineRule="auto"/>
+        <w:spacing w:before="20" w:after="20" w:line="232" w:lineRule="auto"/>
         <w:jc w:val="left"/>
         <w:widowControl w:val="true"/>
         <w:keepLines/>
@@ -656,12 +687,12 @@
           <w:sz w:val="22"/>
           <w:lang w:val="ru-RU" w:eastAsia="ru-RU"/>
         </w:rPr>
-        <w:t>Что закрывает типовая 1С:ЗУП и где нужна настройка под процесс компании.</w:t>
+        <w:t>Что уже закрывает 1С:ЗУП и где нужна настройка под ваш процесс.</w:t>
       </w:r>
     </w:p>
     <w:p>
       <w:pPr>
-        <w:spacing w:before="40" w:after="40" w:line="230" w:lineRule="auto"/>
+        <w:spacing w:before="20" w:after="20" w:line="232" w:lineRule="auto"/>
         <w:jc w:val="left"/>
         <w:widowControl w:val="true"/>
         <w:keepLines/>
@@ -686,13 +717,15 @@
           <w:sz w:val="22"/>
           <w:lang w:val="ru-RU" w:eastAsia="ru-RU"/>
         </w:rPr>
-        <w:t>Выполняем действия в приложении на своём телефоне.</w:t>
+        <w:t>На своём телефоне отправляете расчётный листок, уведомление и заявление.</w:t>
       </w:r>
     </w:p>
     <w:p>
       <w:pPr>
-        <w:spacing w:before="280" w:after="40" w:line="230" w:lineRule="auto"/>
+        <w:spacing w:before="240" w:after="0" w:line="226" w:lineRule="auto"/>
+        <w:jc w:val="left"/>
         <w:widowControl w:val="true"/>
+        <w:keepLines/>
         <w:keepNext/>
         <w:pBdr>
           <w:bottom w:val="single" w:sz="6" w:space="1" w:color="E2E8EE"/>
@@ -712,7 +745,7 @@
     </w:p>
     <w:p>
       <w:pPr>
-        <w:spacing w:before="80" w:after="0" w:line="230" w:lineRule="auto"/>
+        <w:spacing w:before="60" w:after="0" w:line="232" w:lineRule="auto"/>
         <w:jc w:val="left"/>
         <w:widowControl w:val="true"/>
         <w:keepLines/>
@@ -726,12 +759,12 @@
           <w:sz w:val="22"/>
           <w:lang w:val="ru-RU" w:eastAsia="ru-RU"/>
         </w:rPr>
-        <w:t>Шаблоны кадровых документов и видеоинструкции для сотрудников.</w:t>
+        <w:t>Шаблоны документов для перехода на КЭДО и видеоинструкции, которые можно сразу отдать сотрудникам.</w:t>
       </w:r>
     </w:p>
     <w:sectPr>
       <w:pgSz w:w="11906" w:h="16838"/>
-      <w:pgMar w:top="964" w:right="1134" w:bottom="907" w:left="1134" w:header="340" w:footer="283" w:gutter="0"/>
+      <w:pgMar w:top="907" w:right="1134" w:bottom="850" w:left="1134" w:header="720" w:footer="720" w:gutter="0"/>
       <w:cols w:space="720"/>
       <w:docGrid w:linePitch="360"/>
     </w:sectPr>
